--- a/docs/book/Waaxalma_Architecture_Vision_Book_v0.3_EN.docx
+++ b/docs/book/Waaxalma_Architecture_Vision_Book_v0.3_EN.docx
@@ -52,7 +52,7 @@
           <w:color w:val="667085"/>
           <w:sz w:val="18"/>
         </w:rPr>
-        <w:t>17 July 2026  ·  Consolidated architecture  ·  Working document</w:t>
+        <w:t>23 July 2026  ·  Updated architecture  ·  Repository tag v0.2.0</w:t>
       </w:r>
     </w:p>
     <w:p>
@@ -347,7 +347,7 @@
               <w:rPr>
                 <w:sz w:val="17"/>
               </w:rPr>
-              <w:t>Four journeys: text translation, speech synthesis, voice translation and text response.</w:t>
+              <w:t>Text and voice routes delegate to one orchestrated pipeline.</w:t>
             </w:r>
           </w:p>
         </w:tc>
@@ -480,7 +480,198 @@
                 <w:color w:val="2E74B5"/>
                 <w:sz w:val="17"/>
               </w:rPr>
-              <w:t>Agents</w:t>
+              <w:t>Orchestration</w:t>
+            </w:r>
+          </w:p>
+        </w:tc>
+        <w:tc>
+          <w:tcPr>
+            <w:tcW w:w="1900" w:type="dxa"/>
+            <w:tcBorders>
+              <w:top w:val="single" w:sz="6" w:space="0" w:color="CFD8E3"/>
+              <w:left w:val="single" w:sz="6" w:space="0" w:color="CFD8E3"/>
+              <w:bottom w:val="single" w:sz="6" w:space="0" w:color="CFD8E3"/>
+              <w:right w:val="single" w:sz="6" w:space="0" w:color="CFD8E3"/>
+            </w:tcBorders>
+            <w:tcMar>
+              <w:top w:w="80" w:type="dxa"/>
+              <w:left w:w="120" w:type="dxa"/>
+              <w:bottom w:w="80" w:type="dxa"/>
+              <w:right w:w="120" w:type="dxa"/>
+            </w:tcMar>
+            <w:vAlign w:val="center"/>
+          </w:tcPr>
+          <w:p>
+            <w:pPr>
+              <w:spacing w:after="0"/>
+            </w:pPr>
+            <w:r>
+              <w:rPr>
+                <w:sz w:val="17"/>
+              </w:rPr>
+              <w:t>Agent Orchestrator</w:t>
+            </w:r>
+          </w:p>
+        </w:tc>
+        <w:tc>
+          <w:tcPr>
+            <w:tcW w:w="5960" w:type="dxa"/>
+            <w:tcBorders>
+              <w:top w:val="single" w:sz="6" w:space="0" w:color="CFD8E3"/>
+              <w:left w:val="single" w:sz="6" w:space="0" w:color="CFD8E3"/>
+              <w:bottom w:val="single" w:sz="6" w:space="0" w:color="CFD8E3"/>
+              <w:right w:val="single" w:sz="6" w:space="0" w:color="CFD8E3"/>
+            </w:tcBorders>
+            <w:tcMar>
+              <w:top w:w="80" w:type="dxa"/>
+              <w:left w:w="120" w:type="dxa"/>
+              <w:bottom w:w="80" w:type="dxa"/>
+              <w:right w:w="120" w:type="dxa"/>
+            </w:tcMar>
+            <w:vAlign w:val="center"/>
+          </w:tcPr>
+          <w:p>
+            <w:pPr>
+              <w:spacing w:after="0"/>
+            </w:pPr>
+            <w:r>
+              <w:rPr>
+                <w:sz w:val="17"/>
+              </w:rPr>
+              <w:t>Validated in tag v0.2.0; coordinates typed agent inputs and results.</w:t>
+            </w:r>
+          </w:p>
+        </w:tc>
+      </w:tr>
+      <w:tr>
+        <w:trPr>
+          <w:cantSplit/>
+        </w:trPr>
+        <w:tc>
+          <w:tcPr>
+            <w:tcW w:w="1500" w:type="dxa"/>
+            <w:tcBorders>
+              <w:top w:val="single" w:sz="6" w:space="0" w:color="CFD8E3"/>
+              <w:left w:val="single" w:sz="6" w:space="0" w:color="CFD8E3"/>
+              <w:bottom w:val="single" w:sz="6" w:space="0" w:color="CFD8E3"/>
+              <w:right w:val="single" w:sz="6" w:space="0" w:color="CFD8E3"/>
+            </w:tcBorders>
+            <w:shd w:val="clear" w:color="auto" w:fill="F5F7FA"/>
+            <w:tcMar>
+              <w:top w:w="80" w:type="dxa"/>
+              <w:left w:w="120" w:type="dxa"/>
+              <w:bottom w:w="80" w:type="dxa"/>
+              <w:right w:w="120" w:type="dxa"/>
+            </w:tcMar>
+            <w:vAlign w:val="center"/>
+          </w:tcPr>
+          <w:p>
+            <w:pPr>
+              <w:spacing w:after="0"/>
+            </w:pPr>
+            <w:r>
+              <w:rPr>
+                <w:b/>
+                <w:color w:val="2E74B5"/>
+                <w:sz w:val="17"/>
+              </w:rPr>
+              <w:t>Session</w:t>
+            </w:r>
+          </w:p>
+        </w:tc>
+        <w:tc>
+          <w:tcPr>
+            <w:tcW w:w="1900" w:type="dxa"/>
+            <w:tcBorders>
+              <w:top w:val="single" w:sz="6" w:space="0" w:color="CFD8E3"/>
+              <w:left w:val="single" w:sz="6" w:space="0" w:color="CFD8E3"/>
+              <w:bottom w:val="single" w:sz="6" w:space="0" w:color="CFD8E3"/>
+              <w:right w:val="single" w:sz="6" w:space="0" w:color="CFD8E3"/>
+            </w:tcBorders>
+            <w:shd w:val="clear" w:color="auto" w:fill="F5F7FA"/>
+            <w:tcMar>
+              <w:top w:w="80" w:type="dxa"/>
+              <w:left w:w="120" w:type="dxa"/>
+              <w:bottom w:w="80" w:type="dxa"/>
+              <w:right w:w="120" w:type="dxa"/>
+            </w:tcMar>
+            <w:vAlign w:val="center"/>
+          </w:tcPr>
+          <w:p>
+            <w:pPr>
+              <w:spacing w:after="0"/>
+            </w:pPr>
+            <w:r>
+              <w:rPr>
+                <w:sz w:val="17"/>
+              </w:rPr>
+              <w:t>SessionContext</w:t>
+            </w:r>
+          </w:p>
+        </w:tc>
+        <w:tc>
+          <w:tcPr>
+            <w:tcW w:w="5960" w:type="dxa"/>
+            <w:tcBorders>
+              <w:top w:val="single" w:sz="6" w:space="0" w:color="CFD8E3"/>
+              <w:left w:val="single" w:sz="6" w:space="0" w:color="CFD8E3"/>
+              <w:bottom w:val="single" w:sz="6" w:space="0" w:color="CFD8E3"/>
+              <w:right w:val="single" w:sz="6" w:space="0" w:color="CFD8E3"/>
+            </w:tcBorders>
+            <w:shd w:val="clear" w:color="auto" w:fill="F5F7FA"/>
+            <w:tcMar>
+              <w:top w:w="80" w:type="dxa"/>
+              <w:left w:w="120" w:type="dxa"/>
+              <w:bottom w:w="80" w:type="dxa"/>
+              <w:right w:w="120" w:type="dxa"/>
+            </w:tcMar>
+            <w:vAlign w:val="center"/>
+          </w:tcPr>
+          <w:p>
+            <w:pPr>
+              <w:spacing w:after="0"/>
+            </w:pPr>
+            <w:r>
+              <w:rPr>
+                <w:sz w:val="17"/>
+              </w:rPr>
+              <w:t>Carries session_id, languages, shared data and execution metadata.</w:t>
+            </w:r>
+          </w:p>
+        </w:tc>
+      </w:tr>
+      <w:tr>
+        <w:trPr>
+          <w:cantSplit/>
+        </w:trPr>
+        <w:tc>
+          <w:tcPr>
+            <w:tcW w:w="1500" w:type="dxa"/>
+            <w:tcBorders>
+              <w:top w:val="single" w:sz="6" w:space="0" w:color="CFD8E3"/>
+              <w:left w:val="single" w:sz="6" w:space="0" w:color="CFD8E3"/>
+              <w:bottom w:val="single" w:sz="6" w:space="0" w:color="CFD8E3"/>
+              <w:right w:val="single" w:sz="6" w:space="0" w:color="CFD8E3"/>
+            </w:tcBorders>
+            <w:tcMar>
+              <w:top w:w="80" w:type="dxa"/>
+              <w:left w:w="120" w:type="dxa"/>
+              <w:bottom w:w="80" w:type="dxa"/>
+              <w:right w:w="120" w:type="dxa"/>
+            </w:tcMar>
+            <w:vAlign w:val="center"/>
+          </w:tcPr>
+          <w:p>
+            <w:pPr>
+              <w:spacing w:after="0"/>
+            </w:pPr>
+            <w:r>
+              <w:rPr>
+                <w:b/>
+                <w:color w:val="2E74B5"/>
+                <w:sz w:val="17"/>
+              </w:rPr>
+              <w:t>Agents &amp; adapters</w:t>
             </w:r>
           </w:p>
         </w:tc>
@@ -538,104 +729,7 @@
               <w:rPr>
                 <w:sz w:val="17"/>
               </w:rPr>
-              <w:t>Multi-agent session framework validated; one business agent is currently active.</w:t>
-            </w:r>
-          </w:p>
-        </w:tc>
-      </w:tr>
-      <w:tr>
-        <w:trPr>
-          <w:cantSplit/>
-        </w:trPr>
-        <w:tc>
-          <w:tcPr>
-            <w:tcW w:w="1500" w:type="dxa"/>
-            <w:tcBorders>
-              <w:top w:val="single" w:sz="6" w:space="0" w:color="CFD8E3"/>
-              <w:left w:val="single" w:sz="6" w:space="0" w:color="CFD8E3"/>
-              <w:bottom w:val="single" w:sz="6" w:space="0" w:color="CFD8E3"/>
-              <w:right w:val="single" w:sz="6" w:space="0" w:color="CFD8E3"/>
-            </w:tcBorders>
-            <w:shd w:val="clear" w:color="auto" w:fill="F5F7FA"/>
-            <w:tcMar>
-              <w:top w:w="80" w:type="dxa"/>
-              <w:left w:w="120" w:type="dxa"/>
-              <w:bottom w:w="80" w:type="dxa"/>
-              <w:right w:w="120" w:type="dxa"/>
-            </w:tcMar>
-            <w:vAlign w:val="center"/>
-          </w:tcPr>
-          <w:p>
-            <w:pPr>
-              <w:spacing w:after="0"/>
-            </w:pPr>
-            <w:r>
-              <w:rPr>
-                <w:b/>
-                <w:color w:val="2E74B5"/>
-                <w:sz w:val="17"/>
-              </w:rPr>
-              <w:t>Services</w:t>
-            </w:r>
-          </w:p>
-        </w:tc>
-        <w:tc>
-          <w:tcPr>
-            <w:tcW w:w="1900" w:type="dxa"/>
-            <w:tcBorders>
-              <w:top w:val="single" w:sz="6" w:space="0" w:color="CFD8E3"/>
-              <w:left w:val="single" w:sz="6" w:space="0" w:color="CFD8E3"/>
-              <w:bottom w:val="single" w:sz="6" w:space="0" w:color="CFD8E3"/>
-              <w:right w:val="single" w:sz="6" w:space="0" w:color="CFD8E3"/>
-            </w:tcBorders>
-            <w:shd w:val="clear" w:color="auto" w:fill="F5F7FA"/>
-            <w:tcMar>
-              <w:top w:w="80" w:type="dxa"/>
-              <w:left w:w="120" w:type="dxa"/>
-              <w:bottom w:w="80" w:type="dxa"/>
-              <w:right w:w="120" w:type="dxa"/>
-            </w:tcMar>
-            <w:vAlign w:val="center"/>
-          </w:tcPr>
-          <w:p>
-            <w:pPr>
-              <w:spacing w:after="0"/>
-            </w:pPr>
-            <w:r>
-              <w:rPr>
-                <w:sz w:val="17"/>
-              </w:rPr>
-              <w:t>Translate + TTS</w:t>
-            </w:r>
-          </w:p>
-        </w:tc>
-        <w:tc>
-          <w:tcPr>
-            <w:tcW w:w="5960" w:type="dxa"/>
-            <w:tcBorders>
-              <w:top w:val="single" w:sz="6" w:space="0" w:color="CFD8E3"/>
-              <w:left w:val="single" w:sz="6" w:space="0" w:color="CFD8E3"/>
-              <w:bottom w:val="single" w:sz="6" w:space="0" w:color="CFD8E3"/>
-              <w:right w:val="single" w:sz="6" w:space="0" w:color="CFD8E3"/>
-            </w:tcBorders>
-            <w:shd w:val="clear" w:color="auto" w:fill="F5F7FA"/>
-            <w:tcMar>
-              <w:top w:w="80" w:type="dxa"/>
-              <w:left w:w="120" w:type="dxa"/>
-              <w:bottom w:w="80" w:type="dxa"/>
-              <w:right w:w="120" w:type="dxa"/>
-            </w:tcMar>
-            <w:vAlign w:val="center"/>
-          </w:tcPr>
-          <w:p>
-            <w:pPr>
-              <w:spacing w:after="0"/>
-            </w:pPr>
-            <w:r>
-              <w:rPr>
-                <w:sz w:val="17"/>
-              </w:rPr>
-              <w:t>Existing capabilities to be encapsulated behind agent contracts and adapters.</w:t>
+              <w:t>Translation and TTS capabilities run through the common pipeline and adapters.</w:t>
             </w:r>
           </w:p>
         </w:tc>
@@ -720,7 +814,7 @@
       </w:pPr>
       <w:r>
         <w:lastRenderedPageBreak/>
-        <w:t>4. Target architecture</w:t>
+        <w:t>4. Current and target architecture</w:t>
       </w:r>
     </w:p>
     <w:p>
@@ -741,7 +835,7 @@
           <w:noProof/>
         </w:rPr>
         <w:drawing>
-          <wp:inline distT="0" distB="0" distL="0" distR="0" wp14:anchorId="5AFF5F1A" wp14:editId="11F056AB">
+          <wp:inline distT="0" distB="0" distL="0" distR="0" wp14:anchorId="10192319" wp14:editId="2F644090">
             <wp:extent cx="5943600" cy="3407664"/>
             <wp:effectExtent l="0" t="0" r="0" b="0"/>
             <wp:docPr id="1" name="Picture 1" descr="Waaxalma logical architecture in four layers: experience, API and orchestration, agents, then adapters and platform."/>
@@ -794,7 +888,7 @@
           <w:color w:val="667085"/>
           <w:sz w:val="17"/>
         </w:rPr>
-        <w:t>InterpreterAgent is already validated; Transcription Agent, Speech Agent, the orchestrator and the session manager form the next industrialization step.</w:t>
+        <w:t>Agent Orchestrator and SessionContext are validated in repository tag v0.2.0. Transcription Agent and Speech Agent remain the next specialization step.</w:t>
       </w:r>
     </w:p>
     <w:p>
@@ -815,7 +909,7 @@
           <w:noProof/>
         </w:rPr>
         <w:drawing>
-          <wp:inline distT="0" distB="0" distL="0" distR="0" wp14:anchorId="4C399904" wp14:editId="58AFFF73">
+          <wp:inline distT="0" distB="0" distL="0" distR="0" wp14:anchorId="340D9CEB" wp14:editId="0949BD97">
             <wp:extent cx="5943600" cy="1386840"/>
             <wp:effectExtent l="0" t="0" r="0" b="0"/>
             <wp:docPr id="2" name="Picture 2" descr="Nominal journey: audio, transcription, translation by InterpreterAgent, speech synthesis, then return of text, audio and metadata."/>
@@ -871,7 +965,7 @@
         <w:t xml:space="preserve">PIPELINE CONTRACT  </w:t>
       </w:r>
       <w:r>
-        <w:t>A SessionContext moves between stages. Each agent receives a typed input and returns an AgentResult containing output, status, duration, normalized errors and metadata — without depending directly on FastAPI.</w:t>
+        <w:t>Validated in v0.2.0: a SessionContext moves between stages. Each agent receives a typed AgentInput and returns an AgentResult without depending directly on FastAPI.</w:t>
       </w:r>
     </w:p>
     <w:p>
@@ -890,7 +984,30 @@
     </w:p>
     <w:p>
       <w:r>
-        <w:t>The path preserves the working prototype, stabilizes orchestration, then opens the architecture to new agents and production constraints.</w:t>
+        <w:t>The working prototype and orchestration are now validated. The next step hardens reliability before opening the architecture to more agents and production constraints.</w:t>
+      </w:r>
+    </w:p>
+    <w:p>
+      <w:pPr>
+        <w:keepLines/>
+        <w:pBdr>
+          <w:top w:val="single" w:sz="10" w:space="5" w:color="EAF3FA"/>
+          <w:bottom w:val="single" w:sz="10" w:space="5" w:color="EAF3FA"/>
+        </w:pBdr>
+        <w:shd w:val="clear" w:color="auto" w:fill="EAF3FA"/>
+        <w:spacing w:before="80" w:after="140" w:line="264" w:lineRule="auto"/>
+        <w:ind w:left="115" w:right="115"/>
+      </w:pPr>
+      <w:r>
+        <w:rPr>
+          <w:b/>
+          <w:color w:val="2E74B5"/>
+          <w:sz w:val="19"/>
+        </w:rPr>
+        <w:t xml:space="preserve">REPOSITORY MILESTONE V0.2.0  </w:t>
+      </w:r>
+      <w:r>
+        <w:t>Pydantic contracts, Agent Orchestrator, SessionContext, adapters and integration tests now provide one shared pipeline for text and voice.</w:t>
       </w:r>
     </w:p>
     <w:tbl>
@@ -1858,8 +1975,945 @@
       <w:pPr>
         <w:pStyle w:val="Titre2"/>
       </w:pPr>
+    </w:p>
+    <w:p>
+      <w:pPr>
+        <w:pStyle w:val="Titre2"/>
+      </w:pPr>
       <w:r>
-        <w:t>7. Recommended next slice</w:t>
+        <w:t>7. Git release map</w:t>
+      </w:r>
+    </w:p>
+    <w:p>
+      <w:pPr>
+        <w:spacing w:after="100"/>
+      </w:pPr>
+      <w:r>
+        <w:t>Each architectural milestone maps to a repository tag, keeping the document, implementation and Git history directly traceable.</w:t>
+      </w:r>
+    </w:p>
+    <w:tbl>
+      <w:tblPr>
+        <w:tblStyle w:val="Grilledutableau"/>
+        <w:tblW w:w="9360" w:type="dxa"/>
+        <w:jc w:val="left"/>
+        <w:tblCellSpacing w:w="15" w:type="dxa"/>
+        <w:tblBorders>
+          <w:top w:val="single" w:sz="4" w:space="0" w:color="auto"/>
+          <w:left w:val="single" w:sz="4" w:space="0" w:color="auto"/>
+          <w:bottom w:val="single" w:sz="4" w:space="0" w:color="auto"/>
+          <w:right w:val="single" w:sz="4" w:space="0" w:color="auto"/>
+          <w:insideH w:val="single" w:sz="4" w:space="0" w:color="auto"/>
+          <w:insideV w:val="single" w:sz="4" w:space="0" w:color="auto"/>
+        </w:tblBorders>
+        <w:tblLayout w:type="fixed"/>
+        <w:tblCellMar>
+          <w:top w:w="15" w:type="dxa"/>
+          <w:left w:w="15" w:type="dxa"/>
+          <w:bottom w:w="15" w:type="dxa"/>
+          <w:right w:w="15" w:type="dxa"/>
+        </w:tblCellMar>
+        <w:tblLook w:val="04A0" w:firstRow="1" w:lastRow="0" w:firstColumn="1" w:lastColumn="0" w:noHBand="0" w:noVBand="1"/>
+        <w:tblInd w:w="120" w:type="dxa"/>
+      </w:tblPr>
+      <w:tblGrid>
+        <w:gridCol w:w="1800"/>
+        <w:gridCol w:w="4800"/>
+        <w:gridCol w:w="2760"/>
+      </w:tblGrid>
+      <w:tr>
+        <w:trPr>
+          <w:trHeight w:val="317"/>
+          <w:tblHeader/>
+          <w:tblCellSpacing w:w="15" w:type="dxa"/>
+          <w:cantSplit/>
+          <w:tblHeader w:val="true"/>
+        </w:trPr>
+        <w:tc>
+          <w:tcPr>
+            <w:tcW w:w="1800" w:type="dxa"/>
+            <w:vAlign w:val="center"/>
+            <w:hideMark/>
+            <w:shd w:fill="17324D"/>
+            <w:tcBorders>
+              <w:top w:val="single" w:sz="6" w:space="0" w:color="CFD8E3"/>
+              <w:start w:val="single" w:sz="6" w:space="0" w:color="CFD8E3"/>
+              <w:bottom w:val="single" w:sz="6" w:space="0" w:color="CFD8E3"/>
+              <w:end w:val="single" w:sz="6" w:space="0" w:color="CFD8E3"/>
+              <w:insideH w:val="single" w:sz="6" w:space="0" w:color="CFD8E3"/>
+              <w:insideV w:val="single" w:sz="6" w:space="0" w:color="CFD8E3"/>
+            </w:tcBorders>
+            <w:tcMar>
+              <w:top w:w="80" w:type="dxa"/>
+              <w:start w:w="120" w:type="dxa"/>
+              <w:bottom w:w="80" w:type="dxa"/>
+              <w:end w:w="120" w:type="dxa"/>
+            </w:tcMar>
+          </w:tcPr>
+          <w:p>
+            <w:pPr>
+              <w:spacing w:before="0" w:after="0"/>
+              <w:rPr>
+                <w:b/>
+                <w:bCs/>
+                <w:lang w:val="fr-FR"/>
+              </w:rPr>
+            </w:pPr>
+            <w:r>
+              <w:rPr>
+                <w:rFonts w:ascii="Calibri" w:hAnsi="Calibri"/>
+                <w:b/>
+                <w:color w:val="FFFFFF"/>
+                <w:sz w:val="18"/>
+              </w:rPr>
+              <w:t>Git tag</w:t>
+            </w:r>
+          </w:p>
+        </w:tc>
+        <w:tc>
+          <w:tcPr>
+            <w:tcW w:w="4800" w:type="dxa"/>
+            <w:vAlign w:val="center"/>
+            <w:hideMark/>
+            <w:shd w:fill="17324D"/>
+            <w:tcBorders>
+              <w:top w:val="single" w:sz="6" w:space="0" w:color="CFD8E3"/>
+              <w:start w:val="single" w:sz="6" w:space="0" w:color="CFD8E3"/>
+              <w:bottom w:val="single" w:sz="6" w:space="0" w:color="CFD8E3"/>
+              <w:end w:val="single" w:sz="6" w:space="0" w:color="CFD8E3"/>
+              <w:insideH w:val="single" w:sz="6" w:space="0" w:color="CFD8E3"/>
+              <w:insideV w:val="single" w:sz="6" w:space="0" w:color="CFD8E3"/>
+            </w:tcBorders>
+            <w:tcMar>
+              <w:top w:w="80" w:type="dxa"/>
+              <w:start w:w="120" w:type="dxa"/>
+              <w:bottom w:w="80" w:type="dxa"/>
+              <w:end w:w="120" w:type="dxa"/>
+            </w:tcMar>
+          </w:tcPr>
+          <w:p>
+            <w:pPr>
+              <w:spacing w:before="0" w:after="0"/>
+              <w:rPr>
+                <w:b/>
+                <w:bCs/>
+                <w:lang w:val="fr-FR"/>
+              </w:rPr>
+            </w:pPr>
+            <w:r>
+              <w:rPr>
+                <w:rFonts w:ascii="Calibri" w:hAnsi="Calibri"/>
+                <w:b/>
+                <w:color w:val="FFFFFF"/>
+                <w:sz w:val="18"/>
+              </w:rPr>
+              <w:t>Milestone</w:t>
+            </w:r>
+          </w:p>
+        </w:tc>
+        <w:tc>
+          <w:tcPr>
+            <w:tcW w:w="2760" w:type="dxa"/>
+            <w:vAlign w:val="center"/>
+            <w:hideMark/>
+            <w:shd w:fill="17324D"/>
+            <w:tcBorders>
+              <w:top w:val="single" w:sz="6" w:space="0" w:color="CFD8E3"/>
+              <w:start w:val="single" w:sz="6" w:space="0" w:color="CFD8E3"/>
+              <w:bottom w:val="single" w:sz="6" w:space="0" w:color="CFD8E3"/>
+              <w:end w:val="single" w:sz="6" w:space="0" w:color="CFD8E3"/>
+              <w:insideH w:val="single" w:sz="6" w:space="0" w:color="CFD8E3"/>
+              <w:insideV w:val="single" w:sz="6" w:space="0" w:color="CFD8E3"/>
+            </w:tcBorders>
+            <w:tcMar>
+              <w:top w:w="80" w:type="dxa"/>
+              <w:start w:w="120" w:type="dxa"/>
+              <w:bottom w:w="80" w:type="dxa"/>
+              <w:end w:w="120" w:type="dxa"/>
+            </w:tcMar>
+          </w:tcPr>
+          <w:p>
+            <w:pPr>
+              <w:spacing w:before="0" w:after="0"/>
+              <w:rPr>
+                <w:b/>
+                <w:bCs/>
+                <w:lang w:val="fr-FR"/>
+              </w:rPr>
+            </w:pPr>
+            <w:r>
+              <w:rPr>
+                <w:rFonts w:ascii="Calibri" w:hAnsi="Calibri"/>
+                <w:b/>
+                <w:color w:val="FFFFFF"/>
+                <w:sz w:val="18"/>
+              </w:rPr>
+              <w:t>Status</w:t>
+            </w:r>
+          </w:p>
+        </w:tc>
+      </w:tr>
+      <w:tr>
+        <w:trPr>
+          <w:trHeight w:val="327"/>
+          <w:tblCellSpacing w:w="15" w:type="dxa"/>
+          <w:cantSplit/>
+        </w:trPr>
+        <w:tc>
+          <w:tcPr>
+            <w:tcW w:w="1800" w:type="dxa"/>
+            <w:vAlign w:val="center"/>
+            <w:hideMark/>
+            <w:shd w:fill="FFFFFF"/>
+            <w:tcBorders>
+              <w:top w:val="single" w:sz="6" w:space="0" w:color="CFD8E3"/>
+              <w:start w:val="single" w:sz="6" w:space="0" w:color="CFD8E3"/>
+              <w:bottom w:val="single" w:sz="6" w:space="0" w:color="CFD8E3"/>
+              <w:end w:val="single" w:sz="6" w:space="0" w:color="CFD8E3"/>
+              <w:insideH w:val="single" w:sz="6" w:space="0" w:color="CFD8E3"/>
+              <w:insideV w:val="single" w:sz="6" w:space="0" w:color="CFD8E3"/>
+            </w:tcBorders>
+            <w:tcMar>
+              <w:top w:w="80" w:type="dxa"/>
+              <w:start w:w="120" w:type="dxa"/>
+              <w:bottom w:w="80" w:type="dxa"/>
+              <w:end w:w="120" w:type="dxa"/>
+            </w:tcMar>
+          </w:tcPr>
+          <w:p>
+            <w:pPr>
+              <w:spacing w:before="0" w:after="0"/>
+              <w:rPr>
+                <w:lang w:val="fr-FR"/>
+              </w:rPr>
+            </w:pPr>
+            <w:r>
+              <w:rPr>
+                <w:rFonts w:ascii="Calibri" w:hAnsi="Calibri"/>
+                <w:b/>
+                <w:color w:val="17324D"/>
+                <w:sz w:val="17"/>
+              </w:rPr>
+              <w:t>v0.1.0</w:t>
+            </w:r>
+          </w:p>
+        </w:tc>
+        <w:tc>
+          <w:tcPr>
+            <w:tcW w:w="4800" w:type="dxa"/>
+            <w:vAlign w:val="center"/>
+            <w:hideMark/>
+            <w:shd w:fill="FFFFFF"/>
+            <w:tcBorders>
+              <w:top w:val="single" w:sz="6" w:space="0" w:color="CFD8E3"/>
+              <w:start w:val="single" w:sz="6" w:space="0" w:color="CFD8E3"/>
+              <w:bottom w:val="single" w:sz="6" w:space="0" w:color="CFD8E3"/>
+              <w:end w:val="single" w:sz="6" w:space="0" w:color="CFD8E3"/>
+              <w:insideH w:val="single" w:sz="6" w:space="0" w:color="CFD8E3"/>
+              <w:insideV w:val="single" w:sz="6" w:space="0" w:color="CFD8E3"/>
+            </w:tcBorders>
+            <w:tcMar>
+              <w:top w:w="80" w:type="dxa"/>
+              <w:start w:w="120" w:type="dxa"/>
+              <w:bottom w:w="80" w:type="dxa"/>
+              <w:end w:w="120" w:type="dxa"/>
+            </w:tcMar>
+          </w:tcPr>
+          <w:p>
+            <w:pPr>
+              <w:spacing w:before="0" w:after="0"/>
+              <w:rPr>
+                <w:lang w:val="fr-FR"/>
+              </w:rPr>
+            </w:pPr>
+            <w:r>
+              <w:rPr>
+                <w:rFonts w:ascii="Calibri" w:hAnsi="Calibri"/>
+                <w:b w:val="0"/>
+                <w:color w:val="1F2937"/>
+                <w:sz w:val="17"/>
+              </w:rPr>
+              <w:t>Prototype</w:t>
+            </w:r>
+          </w:p>
+        </w:tc>
+        <w:tc>
+          <w:tcPr>
+            <w:tcW w:w="2760" w:type="dxa"/>
+            <w:vAlign w:val="center"/>
+            <w:hideMark/>
+            <w:shd w:fill="FFFFFF"/>
+            <w:tcBorders>
+              <w:top w:val="single" w:sz="6" w:space="0" w:color="CFD8E3"/>
+              <w:start w:val="single" w:sz="6" w:space="0" w:color="CFD8E3"/>
+              <w:bottom w:val="single" w:sz="6" w:space="0" w:color="CFD8E3"/>
+              <w:end w:val="single" w:sz="6" w:space="0" w:color="CFD8E3"/>
+              <w:insideH w:val="single" w:sz="6" w:space="0" w:color="CFD8E3"/>
+              <w:insideV w:val="single" w:sz="6" w:space="0" w:color="CFD8E3"/>
+            </w:tcBorders>
+            <w:tcMar>
+              <w:top w:w="80" w:type="dxa"/>
+              <w:start w:w="120" w:type="dxa"/>
+              <w:bottom w:w="80" w:type="dxa"/>
+              <w:end w:w="120" w:type="dxa"/>
+            </w:tcMar>
+          </w:tcPr>
+          <w:p>
+            <w:pPr>
+              <w:spacing w:before="0" w:after="0"/>
+              <w:rPr>
+                <w:lang w:val="fr-FR"/>
+              </w:rPr>
+            </w:pPr>
+            <w:r>
+              <w:rPr>
+                <w:rFonts w:ascii="Calibri" w:hAnsi="Calibri"/>
+                <w:b/>
+                <w:color w:val="17805C"/>
+                <w:sz w:val="17"/>
+              </w:rPr>
+              <w:t>Released</w:t>
+            </w:r>
+          </w:p>
+        </w:tc>
+      </w:tr>
+      <w:tr>
+        <w:trPr>
+          <w:trHeight w:val="336"/>
+          <w:tblCellSpacing w:w="15" w:type="dxa"/>
+          <w:cantSplit/>
+        </w:trPr>
+        <w:tc>
+          <w:tcPr>
+            <w:tcW w:w="1800" w:type="dxa"/>
+            <w:vAlign w:val="center"/>
+            <w:hideMark/>
+            <w:shd w:fill="F5F7FA"/>
+            <w:tcBorders>
+              <w:top w:val="single" w:sz="6" w:space="0" w:color="CFD8E3"/>
+              <w:start w:val="single" w:sz="6" w:space="0" w:color="CFD8E3"/>
+              <w:bottom w:val="single" w:sz="6" w:space="0" w:color="CFD8E3"/>
+              <w:end w:val="single" w:sz="6" w:space="0" w:color="CFD8E3"/>
+              <w:insideH w:val="single" w:sz="6" w:space="0" w:color="CFD8E3"/>
+              <w:insideV w:val="single" w:sz="6" w:space="0" w:color="CFD8E3"/>
+            </w:tcBorders>
+            <w:tcMar>
+              <w:top w:w="80" w:type="dxa"/>
+              <w:start w:w="120" w:type="dxa"/>
+              <w:bottom w:w="80" w:type="dxa"/>
+              <w:end w:w="120" w:type="dxa"/>
+            </w:tcMar>
+          </w:tcPr>
+          <w:p>
+            <w:pPr>
+              <w:spacing w:before="0" w:after="0"/>
+              <w:rPr>
+                <w:lang w:val="fr-FR"/>
+              </w:rPr>
+            </w:pPr>
+            <w:r>
+              <w:rPr>
+                <w:rFonts w:ascii="Calibri" w:hAnsi="Calibri"/>
+                <w:b/>
+                <w:color w:val="17324D"/>
+                <w:sz w:val="17"/>
+              </w:rPr>
+              <w:t>v0.2.0</w:t>
+            </w:r>
+          </w:p>
+        </w:tc>
+        <w:tc>
+          <w:tcPr>
+            <w:tcW w:w="4800" w:type="dxa"/>
+            <w:vAlign w:val="center"/>
+            <w:hideMark/>
+            <w:shd w:fill="F5F7FA"/>
+            <w:tcBorders>
+              <w:top w:val="single" w:sz="6" w:space="0" w:color="CFD8E3"/>
+              <w:start w:val="single" w:sz="6" w:space="0" w:color="CFD8E3"/>
+              <w:bottom w:val="single" w:sz="6" w:space="0" w:color="CFD8E3"/>
+              <w:end w:val="single" w:sz="6" w:space="0" w:color="CFD8E3"/>
+              <w:insideH w:val="single" w:sz="6" w:space="0" w:color="CFD8E3"/>
+              <w:insideV w:val="single" w:sz="6" w:space="0" w:color="CFD8E3"/>
+            </w:tcBorders>
+            <w:tcMar>
+              <w:top w:w="80" w:type="dxa"/>
+              <w:start w:w="120" w:type="dxa"/>
+              <w:bottom w:w="80" w:type="dxa"/>
+              <w:end w:w="120" w:type="dxa"/>
+            </w:tcMar>
+          </w:tcPr>
+          <w:p>
+            <w:pPr>
+              <w:spacing w:before="0" w:after="0"/>
+              <w:rPr>
+                <w:lang w:val="fr-FR"/>
+              </w:rPr>
+            </w:pPr>
+            <w:r>
+              <w:rPr>
+                <w:rFonts w:ascii="Calibri" w:hAnsi="Calibri"/>
+                <w:b w:val="0"/>
+                <w:color w:val="1F2937"/>
+                <w:sz w:val="17"/>
+              </w:rPr>
+              <w:t>Agent Orchestration</w:t>
+            </w:r>
+          </w:p>
+        </w:tc>
+        <w:tc>
+          <w:tcPr>
+            <w:tcW w:w="2760" w:type="dxa"/>
+            <w:vAlign w:val="center"/>
+            <w:hideMark/>
+            <w:shd w:fill="F5F7FA"/>
+            <w:tcBorders>
+              <w:top w:val="single" w:sz="6" w:space="0" w:color="CFD8E3"/>
+              <w:start w:val="single" w:sz="6" w:space="0" w:color="CFD8E3"/>
+              <w:bottom w:val="single" w:sz="6" w:space="0" w:color="CFD8E3"/>
+              <w:end w:val="single" w:sz="6" w:space="0" w:color="CFD8E3"/>
+              <w:insideH w:val="single" w:sz="6" w:space="0" w:color="CFD8E3"/>
+              <w:insideV w:val="single" w:sz="6" w:space="0" w:color="CFD8E3"/>
+            </w:tcBorders>
+            <w:tcMar>
+              <w:top w:w="80" w:type="dxa"/>
+              <w:start w:w="120" w:type="dxa"/>
+              <w:bottom w:w="80" w:type="dxa"/>
+              <w:end w:w="120" w:type="dxa"/>
+            </w:tcMar>
+          </w:tcPr>
+          <w:p>
+            <w:pPr>
+              <w:spacing w:before="0" w:after="0"/>
+              <w:rPr>
+                <w:lang w:val="fr-FR"/>
+              </w:rPr>
+            </w:pPr>
+            <w:r>
+              <w:rPr>
+                <w:rFonts w:ascii="Calibri" w:hAnsi="Calibri"/>
+                <w:b/>
+                <w:color w:val="17805C"/>
+                <w:sz w:val="17"/>
+              </w:rPr>
+              <w:t>Released</w:t>
+            </w:r>
+          </w:p>
+        </w:tc>
+      </w:tr>
+      <w:tr>
+        <w:trPr>
+          <w:trHeight w:val="327"/>
+          <w:tblCellSpacing w:w="15" w:type="dxa"/>
+          <w:cantSplit/>
+        </w:trPr>
+        <w:tc>
+          <w:tcPr>
+            <w:tcW w:w="1800" w:type="dxa"/>
+            <w:vAlign w:val="center"/>
+            <w:hideMark/>
+            <w:shd w:fill="FFFFFF"/>
+            <w:tcBorders>
+              <w:top w:val="single" w:sz="6" w:space="0" w:color="CFD8E3"/>
+              <w:start w:val="single" w:sz="6" w:space="0" w:color="CFD8E3"/>
+              <w:bottom w:val="single" w:sz="6" w:space="0" w:color="CFD8E3"/>
+              <w:end w:val="single" w:sz="6" w:space="0" w:color="CFD8E3"/>
+              <w:insideH w:val="single" w:sz="6" w:space="0" w:color="CFD8E3"/>
+              <w:insideV w:val="single" w:sz="6" w:space="0" w:color="CFD8E3"/>
+            </w:tcBorders>
+            <w:tcMar>
+              <w:top w:w="80" w:type="dxa"/>
+              <w:start w:w="120" w:type="dxa"/>
+              <w:bottom w:w="80" w:type="dxa"/>
+              <w:end w:w="120" w:type="dxa"/>
+            </w:tcMar>
+          </w:tcPr>
+          <w:p>
+            <w:pPr>
+              <w:spacing w:before="0" w:after="0"/>
+              <w:rPr>
+                <w:lang w:val="fr-FR"/>
+              </w:rPr>
+            </w:pPr>
+            <w:r>
+              <w:rPr>
+                <w:rFonts w:ascii="Calibri" w:hAnsi="Calibri"/>
+                <w:b/>
+                <w:color w:val="17324D"/>
+                <w:sz w:val="17"/>
+              </w:rPr>
+              <w:t>v0.3.0</w:t>
+            </w:r>
+          </w:p>
+        </w:tc>
+        <w:tc>
+          <w:tcPr>
+            <w:tcW w:w="4800" w:type="dxa"/>
+            <w:vAlign w:val="center"/>
+            <w:hideMark/>
+            <w:shd w:fill="FFFFFF"/>
+            <w:tcBorders>
+              <w:top w:val="single" w:sz="6" w:space="0" w:color="CFD8E3"/>
+              <w:start w:val="single" w:sz="6" w:space="0" w:color="CFD8E3"/>
+              <w:bottom w:val="single" w:sz="6" w:space="0" w:color="CFD8E3"/>
+              <w:end w:val="single" w:sz="6" w:space="0" w:color="CFD8E3"/>
+              <w:insideH w:val="single" w:sz="6" w:space="0" w:color="CFD8E3"/>
+              <w:insideV w:val="single" w:sz="6" w:space="0" w:color="CFD8E3"/>
+            </w:tcBorders>
+            <w:tcMar>
+              <w:top w:w="80" w:type="dxa"/>
+              <w:start w:w="120" w:type="dxa"/>
+              <w:bottom w:w="80" w:type="dxa"/>
+              <w:end w:w="120" w:type="dxa"/>
+            </w:tcMar>
+          </w:tcPr>
+          <w:p>
+            <w:pPr>
+              <w:spacing w:before="0" w:after="0"/>
+              <w:rPr>
+                <w:lang w:val="fr-FR"/>
+              </w:rPr>
+            </w:pPr>
+            <w:r>
+              <w:rPr>
+                <w:rFonts w:ascii="Calibri" w:hAnsi="Calibri"/>
+                <w:b w:val="0"/>
+                <w:color w:val="1F2937"/>
+                <w:sz w:val="17"/>
+              </w:rPr>
+              <w:t>Reliability</w:t>
+            </w:r>
+          </w:p>
+        </w:tc>
+        <w:tc>
+          <w:tcPr>
+            <w:tcW w:w="2760" w:type="dxa"/>
+            <w:vAlign w:val="center"/>
+            <w:hideMark/>
+            <w:shd w:fill="FFFFFF"/>
+            <w:tcBorders>
+              <w:top w:val="single" w:sz="6" w:space="0" w:color="CFD8E3"/>
+              <w:start w:val="single" w:sz="6" w:space="0" w:color="CFD8E3"/>
+              <w:bottom w:val="single" w:sz="6" w:space="0" w:color="CFD8E3"/>
+              <w:end w:val="single" w:sz="6" w:space="0" w:color="CFD8E3"/>
+              <w:insideH w:val="single" w:sz="6" w:space="0" w:color="CFD8E3"/>
+              <w:insideV w:val="single" w:sz="6" w:space="0" w:color="CFD8E3"/>
+            </w:tcBorders>
+            <w:tcMar>
+              <w:top w:w="80" w:type="dxa"/>
+              <w:start w:w="120" w:type="dxa"/>
+              <w:bottom w:w="80" w:type="dxa"/>
+              <w:end w:w="120" w:type="dxa"/>
+            </w:tcMar>
+          </w:tcPr>
+          <w:p>
+            <w:pPr>
+              <w:spacing w:before="0" w:after="0"/>
+              <w:rPr>
+                <w:lang w:val="fr-FR"/>
+              </w:rPr>
+            </w:pPr>
+            <w:r>
+              <w:rPr>
+                <w:rFonts w:ascii="Calibri" w:hAnsi="Calibri"/>
+                <w:b/>
+                <w:color w:val="2E74B5"/>
+                <w:sz w:val="17"/>
+              </w:rPr>
+              <w:t>Next</w:t>
+            </w:r>
+          </w:p>
+        </w:tc>
+      </w:tr>
+      <w:tr>
+        <w:trPr>
+          <w:trHeight w:val="336"/>
+          <w:tblCellSpacing w:w="15" w:type="dxa"/>
+          <w:cantSplit/>
+        </w:trPr>
+        <w:tc>
+          <w:tcPr>
+            <w:tcW w:w="1800" w:type="dxa"/>
+            <w:vAlign w:val="center"/>
+            <w:hideMark/>
+            <w:shd w:fill="F5F7FA"/>
+            <w:tcBorders>
+              <w:top w:val="single" w:sz="6" w:space="0" w:color="CFD8E3"/>
+              <w:start w:val="single" w:sz="6" w:space="0" w:color="CFD8E3"/>
+              <w:bottom w:val="single" w:sz="6" w:space="0" w:color="CFD8E3"/>
+              <w:end w:val="single" w:sz="6" w:space="0" w:color="CFD8E3"/>
+              <w:insideH w:val="single" w:sz="6" w:space="0" w:color="CFD8E3"/>
+              <w:insideV w:val="single" w:sz="6" w:space="0" w:color="CFD8E3"/>
+            </w:tcBorders>
+            <w:tcMar>
+              <w:top w:w="80" w:type="dxa"/>
+              <w:start w:w="120" w:type="dxa"/>
+              <w:bottom w:w="80" w:type="dxa"/>
+              <w:end w:w="120" w:type="dxa"/>
+            </w:tcMar>
+          </w:tcPr>
+          <w:p>
+            <w:pPr>
+              <w:spacing w:before="0" w:after="0"/>
+              <w:rPr>
+                <w:lang w:val="fr-FR"/>
+              </w:rPr>
+            </w:pPr>
+            <w:r>
+              <w:rPr>
+                <w:rFonts w:ascii="Calibri" w:hAnsi="Calibri"/>
+                <w:b/>
+                <w:color w:val="17324D"/>
+                <w:sz w:val="17"/>
+              </w:rPr>
+              <w:t>v0.4.0</w:t>
+            </w:r>
+          </w:p>
+        </w:tc>
+        <w:tc>
+          <w:tcPr>
+            <w:tcW w:w="4800" w:type="dxa"/>
+            <w:vAlign w:val="center"/>
+            <w:hideMark/>
+            <w:shd w:fill="F5F7FA"/>
+            <w:tcBorders>
+              <w:top w:val="single" w:sz="6" w:space="0" w:color="CFD8E3"/>
+              <w:start w:val="single" w:sz="6" w:space="0" w:color="CFD8E3"/>
+              <w:bottom w:val="single" w:sz="6" w:space="0" w:color="CFD8E3"/>
+              <w:end w:val="single" w:sz="6" w:space="0" w:color="CFD8E3"/>
+              <w:insideH w:val="single" w:sz="6" w:space="0" w:color="CFD8E3"/>
+              <w:insideV w:val="single" w:sz="6" w:space="0" w:color="CFD8E3"/>
+            </w:tcBorders>
+            <w:tcMar>
+              <w:top w:w="80" w:type="dxa"/>
+              <w:start w:w="120" w:type="dxa"/>
+              <w:bottom w:w="80" w:type="dxa"/>
+              <w:end w:w="120" w:type="dxa"/>
+            </w:tcMar>
+          </w:tcPr>
+          <w:p>
+            <w:pPr>
+              <w:spacing w:before="0" w:after="0"/>
+              <w:rPr>
+                <w:lang w:val="fr-FR"/>
+              </w:rPr>
+            </w:pPr>
+            <w:r>
+              <w:rPr>
+                <w:rFonts w:ascii="Calibri" w:hAnsi="Calibri"/>
+                <w:b w:val="0"/>
+                <w:color w:val="1F2937"/>
+                <w:sz w:val="17"/>
+              </w:rPr>
+              <w:t>Framework</w:t>
+            </w:r>
+          </w:p>
+        </w:tc>
+        <w:tc>
+          <w:tcPr>
+            <w:tcW w:w="2760" w:type="dxa"/>
+            <w:vAlign w:val="center"/>
+            <w:hideMark/>
+            <w:shd w:fill="F5F7FA"/>
+            <w:tcBorders>
+              <w:top w:val="single" w:sz="6" w:space="0" w:color="CFD8E3"/>
+              <w:start w:val="single" w:sz="6" w:space="0" w:color="CFD8E3"/>
+              <w:bottom w:val="single" w:sz="6" w:space="0" w:color="CFD8E3"/>
+              <w:end w:val="single" w:sz="6" w:space="0" w:color="CFD8E3"/>
+              <w:insideH w:val="single" w:sz="6" w:space="0" w:color="CFD8E3"/>
+              <w:insideV w:val="single" w:sz="6" w:space="0" w:color="CFD8E3"/>
+            </w:tcBorders>
+            <w:tcMar>
+              <w:top w:w="80" w:type="dxa"/>
+              <w:start w:w="120" w:type="dxa"/>
+              <w:bottom w:w="80" w:type="dxa"/>
+              <w:end w:w="120" w:type="dxa"/>
+            </w:tcMar>
+          </w:tcPr>
+          <w:p>
+            <w:pPr>
+              <w:spacing w:before="0" w:after="0"/>
+              <w:rPr>
+                <w:lang w:val="fr-FR"/>
+              </w:rPr>
+            </w:pPr>
+            <w:r>
+              <w:rPr>
+                <w:rFonts w:ascii="Calibri" w:hAnsi="Calibri"/>
+                <w:b/>
+                <w:color w:val="667085"/>
+                <w:sz w:val="17"/>
+              </w:rPr>
+              <w:t>Target</w:t>
+            </w:r>
+          </w:p>
+        </w:tc>
+      </w:tr>
+      <w:tr>
+        <w:trPr>
+          <w:trHeight w:val="336"/>
+          <w:tblCellSpacing w:w="15" w:type="dxa"/>
+          <w:cantSplit/>
+        </w:trPr>
+        <w:tc>
+          <w:tcPr>
+            <w:tcW w:w="1800" w:type="dxa"/>
+            <w:vAlign w:val="center"/>
+            <w:hideMark/>
+            <w:shd w:fill="FFFFFF"/>
+            <w:tcBorders>
+              <w:top w:val="single" w:sz="6" w:space="0" w:color="CFD8E3"/>
+              <w:start w:val="single" w:sz="6" w:space="0" w:color="CFD8E3"/>
+              <w:bottom w:val="single" w:sz="6" w:space="0" w:color="CFD8E3"/>
+              <w:end w:val="single" w:sz="6" w:space="0" w:color="CFD8E3"/>
+              <w:insideH w:val="single" w:sz="6" w:space="0" w:color="CFD8E3"/>
+              <w:insideV w:val="single" w:sz="6" w:space="0" w:color="CFD8E3"/>
+            </w:tcBorders>
+            <w:tcMar>
+              <w:top w:w="80" w:type="dxa"/>
+              <w:start w:w="120" w:type="dxa"/>
+              <w:bottom w:w="80" w:type="dxa"/>
+              <w:end w:w="120" w:type="dxa"/>
+            </w:tcMar>
+          </w:tcPr>
+          <w:p>
+            <w:pPr>
+              <w:spacing w:before="0" w:after="0"/>
+              <w:rPr>
+                <w:lang w:val="fr-FR"/>
+              </w:rPr>
+            </w:pPr>
+            <w:r>
+              <w:rPr>
+                <w:rFonts w:ascii="Calibri" w:hAnsi="Calibri"/>
+                <w:b/>
+                <w:color w:val="17324D"/>
+                <w:sz w:val="17"/>
+              </w:rPr>
+              <w:t>v0.5.0</w:t>
+            </w:r>
+          </w:p>
+        </w:tc>
+        <w:tc>
+          <w:tcPr>
+            <w:tcW w:w="4800" w:type="dxa"/>
+            <w:vAlign w:val="center"/>
+            <w:hideMark/>
+            <w:shd w:fill="FFFFFF"/>
+            <w:tcBorders>
+              <w:top w:val="single" w:sz="6" w:space="0" w:color="CFD8E3"/>
+              <w:start w:val="single" w:sz="6" w:space="0" w:color="CFD8E3"/>
+              <w:bottom w:val="single" w:sz="6" w:space="0" w:color="CFD8E3"/>
+              <w:end w:val="single" w:sz="6" w:space="0" w:color="CFD8E3"/>
+              <w:insideH w:val="single" w:sz="6" w:space="0" w:color="CFD8E3"/>
+              <w:insideV w:val="single" w:sz="6" w:space="0" w:color="CFD8E3"/>
+            </w:tcBorders>
+            <w:tcMar>
+              <w:top w:w="80" w:type="dxa"/>
+              <w:start w:w="120" w:type="dxa"/>
+              <w:bottom w:w="80" w:type="dxa"/>
+              <w:end w:w="120" w:type="dxa"/>
+            </w:tcMar>
+          </w:tcPr>
+          <w:p>
+            <w:pPr>
+              <w:spacing w:before="0" w:after="0"/>
+              <w:rPr>
+                <w:lang w:val="fr-FR"/>
+              </w:rPr>
+            </w:pPr>
+            <w:r>
+              <w:rPr>
+                <w:rFonts w:ascii="Calibri" w:hAnsi="Calibri"/>
+                <w:b w:val="0"/>
+                <w:color w:val="1F2937"/>
+                <w:sz w:val="17"/>
+              </w:rPr>
+              <w:t>Product Readiness</w:t>
+            </w:r>
+          </w:p>
+        </w:tc>
+        <w:tc>
+          <w:tcPr>
+            <w:tcW w:w="2760" w:type="dxa"/>
+            <w:vAlign w:val="center"/>
+            <w:hideMark/>
+            <w:shd w:fill="FFFFFF"/>
+            <w:tcBorders>
+              <w:top w:val="single" w:sz="6" w:space="0" w:color="CFD8E3"/>
+              <w:start w:val="single" w:sz="6" w:space="0" w:color="CFD8E3"/>
+              <w:bottom w:val="single" w:sz="6" w:space="0" w:color="CFD8E3"/>
+              <w:end w:val="single" w:sz="6" w:space="0" w:color="CFD8E3"/>
+              <w:insideH w:val="single" w:sz="6" w:space="0" w:color="CFD8E3"/>
+              <w:insideV w:val="single" w:sz="6" w:space="0" w:color="CFD8E3"/>
+            </w:tcBorders>
+            <w:tcMar>
+              <w:top w:w="80" w:type="dxa"/>
+              <w:start w:w="120" w:type="dxa"/>
+              <w:bottom w:w="80" w:type="dxa"/>
+              <w:end w:w="120" w:type="dxa"/>
+            </w:tcMar>
+          </w:tcPr>
+          <w:p>
+            <w:pPr>
+              <w:spacing w:before="0" w:after="0"/>
+              <w:rPr>
+                <w:lang w:val="fr-FR"/>
+              </w:rPr>
+            </w:pPr>
+            <w:r>
+              <w:rPr>
+                <w:rFonts w:ascii="Calibri" w:hAnsi="Calibri"/>
+                <w:b/>
+                <w:color w:val="667085"/>
+                <w:sz w:val="17"/>
+              </w:rPr>
+              <w:t>Target</w:t>
+            </w:r>
+          </w:p>
+        </w:tc>
+      </w:tr>
+      <w:tr>
+        <w:trPr>
+          <w:trHeight w:val="336"/>
+          <w:tblCellSpacing w:w="15" w:type="dxa"/>
+          <w:cantSplit/>
+        </w:trPr>
+        <w:tc>
+          <w:tcPr>
+            <w:tcW w:w="1800" w:type="dxa"/>
+            <w:vAlign w:val="center"/>
+            <w:hideMark/>
+            <w:shd w:fill="F5F7FA"/>
+            <w:tcBorders>
+              <w:top w:val="single" w:sz="6" w:space="0" w:color="CFD8E3"/>
+              <w:start w:val="single" w:sz="6" w:space="0" w:color="CFD8E3"/>
+              <w:bottom w:val="single" w:sz="6" w:space="0" w:color="CFD8E3"/>
+              <w:end w:val="single" w:sz="6" w:space="0" w:color="CFD8E3"/>
+              <w:insideH w:val="single" w:sz="6" w:space="0" w:color="CFD8E3"/>
+              <w:insideV w:val="single" w:sz="6" w:space="0" w:color="CFD8E3"/>
+            </w:tcBorders>
+            <w:tcMar>
+              <w:top w:w="80" w:type="dxa"/>
+              <w:start w:w="120" w:type="dxa"/>
+              <w:bottom w:w="80" w:type="dxa"/>
+              <w:end w:w="120" w:type="dxa"/>
+            </w:tcMar>
+          </w:tcPr>
+          <w:p>
+            <w:pPr>
+              <w:spacing w:before="0" w:after="0"/>
+              <w:rPr>
+                <w:lang w:val="fr-FR"/>
+              </w:rPr>
+            </w:pPr>
+            <w:r>
+              <w:rPr>
+                <w:rFonts w:ascii="Calibri" w:hAnsi="Calibri"/>
+                <w:b/>
+                <w:color w:val="17324D"/>
+                <w:sz w:val="17"/>
+              </w:rPr>
+              <w:t>v1.0.0</w:t>
+            </w:r>
+          </w:p>
+        </w:tc>
+        <w:tc>
+          <w:tcPr>
+            <w:tcW w:w="4800" w:type="dxa"/>
+            <w:vAlign w:val="center"/>
+            <w:hideMark/>
+            <w:shd w:fill="F5F7FA"/>
+            <w:tcBorders>
+              <w:top w:val="single" w:sz="6" w:space="0" w:color="CFD8E3"/>
+              <w:start w:val="single" w:sz="6" w:space="0" w:color="CFD8E3"/>
+              <w:bottom w:val="single" w:sz="6" w:space="0" w:color="CFD8E3"/>
+              <w:end w:val="single" w:sz="6" w:space="0" w:color="CFD8E3"/>
+              <w:insideH w:val="single" w:sz="6" w:space="0" w:color="CFD8E3"/>
+              <w:insideV w:val="single" w:sz="6" w:space="0" w:color="CFD8E3"/>
+            </w:tcBorders>
+            <w:tcMar>
+              <w:top w:w="80" w:type="dxa"/>
+              <w:start w:w="120" w:type="dxa"/>
+              <w:bottom w:w="80" w:type="dxa"/>
+              <w:end w:w="120" w:type="dxa"/>
+            </w:tcMar>
+          </w:tcPr>
+          <w:p>
+            <w:pPr>
+              <w:spacing w:before="0" w:after="0"/>
+              <w:rPr>
+                <w:lang w:val="fr-FR"/>
+              </w:rPr>
+            </w:pPr>
+            <w:r>
+              <w:rPr>
+                <w:rFonts w:ascii="Calibri" w:hAnsi="Calibri"/>
+                <w:b w:val="0"/>
+                <w:color w:val="1F2937"/>
+                <w:sz w:val="17"/>
+              </w:rPr>
+              <w:t>Stable Release</w:t>
+            </w:r>
+          </w:p>
+        </w:tc>
+        <w:tc>
+          <w:tcPr>
+            <w:tcW w:w="2760" w:type="dxa"/>
+            <w:vAlign w:val="center"/>
+            <w:hideMark/>
+            <w:shd w:fill="F5F7FA"/>
+            <w:tcBorders>
+              <w:top w:val="single" w:sz="6" w:space="0" w:color="CFD8E3"/>
+              <w:start w:val="single" w:sz="6" w:space="0" w:color="CFD8E3"/>
+              <w:bottom w:val="single" w:sz="6" w:space="0" w:color="CFD8E3"/>
+              <w:end w:val="single" w:sz="6" w:space="0" w:color="CFD8E3"/>
+              <w:insideH w:val="single" w:sz="6" w:space="0" w:color="CFD8E3"/>
+              <w:insideV w:val="single" w:sz="6" w:space="0" w:color="CFD8E3"/>
+            </w:tcBorders>
+            <w:tcMar>
+              <w:top w:w="80" w:type="dxa"/>
+              <w:start w:w="120" w:type="dxa"/>
+              <w:bottom w:w="80" w:type="dxa"/>
+              <w:end w:w="120" w:type="dxa"/>
+            </w:tcMar>
+          </w:tcPr>
+          <w:p>
+            <w:pPr>
+              <w:spacing w:before="0" w:after="0"/>
+              <w:rPr>
+                <w:lang w:val="fr-FR"/>
+              </w:rPr>
+            </w:pPr>
+            <w:r>
+              <w:rPr>
+                <w:rFonts w:ascii="Calibri" w:hAnsi="Calibri"/>
+                <w:b/>
+                <w:color w:val="0F766E"/>
+                <w:sz w:val="17"/>
+              </w:rPr>
+              <w:t>Release target</w:t>
+            </w:r>
+          </w:p>
+        </w:tc>
+      </w:tr>
+    </w:tbl>
+    <w:p/>
+    <w:p>
+      <w:pPr>
+        <w:pStyle w:val="Titre2"/>
+        <w:pageBreakBefore/>
+      </w:pPr>
+      <w:r>
+        <w:t>8. Recommended next slice — Reliability</w:t>
+      </w:r>
+    </w:p>
+    <w:p>
+      <w:pPr>
+        <w:spacing w:after="100"/>
+      </w:pPr>
+      <w:r>
+        <w:t>This slice defines the scope of repository tag v0.3.0 and closes the Reliability milestone.</w:t>
       </w:r>
     </w:p>
     <w:p>
@@ -1871,10 +2925,10 @@
           <w:b/>
           <w:color w:val="17324D"/>
         </w:rPr>
-        <w:t xml:space="preserve">Define the contracts — </w:t>
+        <w:t xml:space="preserve">Harden audio inputs — </w:t>
       </w:r>
       <w:r>
-        <w:t>SessionContext, AgentInput, AgentResult and shared errors with Pydantic.</w:t>
+        <w:t>validate format, size, duration and empty or malformed recordings before orchestration.</w:t>
       </w:r>
     </w:p>
     <w:p>
@@ -1886,10 +2940,10 @@
           <w:b/>
           <w:color w:val="17324D"/>
         </w:rPr>
-        <w:t xml:space="preserve">Create the orchestrator — </w:t>
+        <w:t xml:space="preserve">Bound external calls — </w:t>
       </w:r>
       <w:r>
-        <w:t>sequential pipeline, correlation by session_id and explicit extension points.</w:t>
+        <w:t>add async execution where useful, explicit timeouts and controlled retries per provider.</w:t>
       </w:r>
     </w:p>
     <w:p>
@@ -1901,10 +2955,10 @@
           <w:b/>
           <w:color w:val="17324D"/>
         </w:rPr>
-        <w:t xml:space="preserve">Wrap existing services — </w:t>
+        <w:t xml:space="preserve">Normalize failures — </w:t>
       </w:r>
       <w:r>
-        <w:t>adapters around translate() and generate_speech(), without rewriting validated capabilities.</w:t>
+        <w:t>map provider and pipeline errors to stable error codes and predictable API responses.</w:t>
       </w:r>
     </w:p>
     <w:p>
@@ -1916,10 +2970,10 @@
           <w:b/>
           <w:color w:val="17324D"/>
         </w:rPr>
-        <w:t xml:space="preserve">Thin the routes — </w:t>
+        <w:t xml:space="preserve">Trace every session — </w:t>
       </w:r>
       <w:r>
-        <w:t>text.py and voice.py call the orchestrator and no longer carry business logic.</w:t>
+        <w:t>capture latency per stage, provider, outcome and correlation through session_id.</w:t>
       </w:r>
     </w:p>
     <w:p>
@@ -1931,10 +2985,10 @@
           <w:b/>
           <w:color w:val="17324D"/>
         </w:rPr>
-        <w:t xml:space="preserve">Lock it down with tests — </w:t>
+        <w:t xml:space="preserve">Extend resilience tests — </w:t>
       </w:r>
       <w:r>
-        <w:t>unit tests per agent, text/voice integration and a Streamlit regression test.</w:t>
+        <w:t>cover malformed audio, timeout, provider unavailability and partial pipeline failure.</w:t>
       </w:r>
     </w:p>
     <w:p>
@@ -1954,10 +3008,11 @@
           <w:color w:val="0F766E"/>
           <w:sz w:val="19"/>
         </w:rPr>
+        <w:lastRenderedPageBreak/>
         <w:t xml:space="preserve">DEFINITION OF DONE  </w:t>
       </w:r>
       <w:r>
-        <w:t>Text and voice journeys use the same pipeline, every request is correlated to a session, providers are replaceable through configuration, and tests cover success, timeout and provider failure.</w:t>
+        <w:t>The pipeline rejects invalid inputs deterministically, bounds provider latency, exposes stage-level traces by session_id and passes success, timeout and provider-failure tests.</w:t>
       </w:r>
     </w:p>
     <w:sectPr>
@@ -2329,31 +3384,31 @@
       </w:rPr>
     </w:lvl>
   </w:abstractNum>
-  <w:num w:numId="1" w16cid:durableId="40833326">
+  <w:num w:numId="1" w16cid:durableId="832456073">
     <w:abstractNumId w:val="8"/>
   </w:num>
-  <w:num w:numId="2" w16cid:durableId="1424186953">
+  <w:num w:numId="2" w16cid:durableId="1759279796">
     <w:abstractNumId w:val="6"/>
   </w:num>
-  <w:num w:numId="3" w16cid:durableId="1113524006">
+  <w:num w:numId="3" w16cid:durableId="1686978448">
     <w:abstractNumId w:val="5"/>
   </w:num>
-  <w:num w:numId="4" w16cid:durableId="905842888">
+  <w:num w:numId="4" w16cid:durableId="753405334">
     <w:abstractNumId w:val="4"/>
   </w:num>
-  <w:num w:numId="5" w16cid:durableId="1985623219">
+  <w:num w:numId="5" w16cid:durableId="811020702">
     <w:abstractNumId w:val="7"/>
   </w:num>
-  <w:num w:numId="6" w16cid:durableId="2115663530">
+  <w:num w:numId="6" w16cid:durableId="1608853955">
     <w:abstractNumId w:val="3"/>
   </w:num>
-  <w:num w:numId="7" w16cid:durableId="1049838420">
+  <w:num w:numId="7" w16cid:durableId="1028792808">
     <w:abstractNumId w:val="2"/>
   </w:num>
-  <w:num w:numId="8" w16cid:durableId="1018583609">
+  <w:num w:numId="8" w16cid:durableId="1522014526">
     <w:abstractNumId w:val="1"/>
   </w:num>
-  <w:num w:numId="9" w16cid:durableId="229198439">
+  <w:num w:numId="9" w16cid:durableId="1485470028">
     <w:abstractNumId w:val="0"/>
   </w:num>
 </w:numbering>
@@ -2969,7 +4024,6 @@
   <w:style w:type="character" w:default="1" w:styleId="Policepardfaut">
     <w:name w:val="Default Paragraph Font"/>
     <w:uiPriority w:val="1"/>
-    <w:semiHidden/>
     <w:unhideWhenUsed/>
   </w:style>
   <w:style w:type="table" w:default="1" w:styleId="TableauNormal">
